--- a/public/templates/03. Surat Keterangan Kematian.docx
+++ b/public/templates/03. Surat Keterangan Kematian.docx
@@ -749,104 +749,13 @@
           <w:lang w:val="id-ID"/>
         </w:rPr>
         <w:tab/>
-        <w:t xml:space="preserve">Dusun </w:t>
-      </w:r>
-      <w:r>
-        <w:rPr>
-          <w:rFonts w:ascii="Bookman Old Style" w:hAnsi="Bookman Old Style"/>
-        </w:rPr>
-        <w:t xml:space="preserve">${dusun} </w:t>
-      </w:r>
-      <w:r>
-        <w:rPr>
-          <w:rFonts w:ascii="Bookman Old Style" w:hAnsi="Bookman Old Style"/>
-          <w:lang w:val="id-ID"/>
-        </w:rPr>
-        <w:t>RT</w:t>
-      </w:r>
-      <w:r>
-        <w:rPr>
-          <w:rFonts w:ascii="Bookman Old Style" w:hAnsi="Bookman Old Style"/>
-          <w:lang w:val="id-ID"/>
-        </w:rPr>
-        <w:t xml:space="preserve"> </w:t>
-      </w:r>
-      <w:r>
-        <w:rPr>
-          <w:rFonts w:ascii="Bookman Old Style" w:hAnsi="Bookman Old Style"/>
-        </w:rPr>
-        <w:t>${rt}</w:t>
-      </w:r>
-      <w:r>
-        <w:rPr>
-          <w:rFonts w:ascii="Bookman Old Style" w:hAnsi="Bookman Old Style"/>
-          <w:lang w:val="id-ID"/>
-        </w:rPr>
-        <w:t xml:space="preserve"> RW</w:t>
-      </w:r>
-      <w:r>
-        <w:rPr>
-          <w:rFonts w:ascii="Bookman Old Style" w:hAnsi="Bookman Old Style"/>
-        </w:rPr>
-        <w:t xml:space="preserve"> ${rw}</w:t>
-      </w:r>
-    </w:p>
-    <w:p>
-      <w:pPr>
-        <w:tabs>
-          <w:tab w:val="left" w:pos="2552"/>
-          <w:tab w:val="left" w:pos="2835"/>
-        </w:tabs>
-        <w:spacing w:after="240" w:line="360" w:lineRule="auto"/>
-        <w:ind w:left="567"/>
-        <w:jc w:val="both"/>
-        <w:rPr>
-          <w:rFonts w:ascii="Bookman Old Style" w:hAnsi="Bookman Old Style"/>
-        </w:rPr>
-      </w:pPr>
-      <w:r>
-        <w:rPr>
-          <w:rFonts w:ascii="Bookman Old Style" w:hAnsi="Bookman Old Style"/>
-          <w:lang w:val="id-ID"/>
-        </w:rPr>
-        <w:tab/>
-      </w:r>
-      <w:r>
-        <w:rPr>
-          <w:rFonts w:ascii="Bookman Old Style" w:hAnsi="Bookman Old Style"/>
-          <w:lang w:val="id-ID"/>
-        </w:rPr>
-        <w:tab/>
-        <w:t xml:space="preserve">Desa </w:t>
-      </w:r>
-      <w:r>
-        <w:rPr>
-          <w:rFonts w:ascii="Bookman Old Style" w:hAnsi="Bookman Old Style"/>
-        </w:rPr>
-        <w:t>${desa}</w:t>
-      </w:r>
-      <w:r>
-        <w:rPr>
-          <w:rFonts w:ascii="Bookman Old Style" w:hAnsi="Bookman Old Style"/>
-          <w:lang w:val="id-ID"/>
-        </w:rPr>
-        <w:t xml:space="preserve"> </w:t>
-      </w:r>
-      <w:r>
-        <w:rPr>
-          <w:rFonts w:ascii="Bookman Old Style" w:hAnsi="Bookman Old Style"/>
-          <w:lang w:val="id-ID"/>
-        </w:rPr>
-        <w:t xml:space="preserve">Kecamatan </w:t>
-      </w:r>
-      <w:r>
-        <w:rPr>
-          <w:rFonts w:ascii="Bookman Old Style" w:hAnsi="Bookman Old Style"/>
-        </w:rPr>
-        <w:t>${kecamatan}</w:t>
-      </w:r>
-      <w:bookmarkStart w:id="0" w:name="_GoBack"/>
-      <w:bookmarkEnd w:id="0"/>
+      </w:r>
+      <w:r>
+        <w:rPr>
+          <w:rFonts w:ascii="Bookman Old Style" w:hAnsi="Bookman Old Style"/>
+        </w:rPr>
+        <w:t>${alamat}</w:t>
+      </w:r>
     </w:p>
     <w:p>
       <w:pPr>
@@ -909,7 +818,19 @@
         <w:rPr>
           <w:rFonts w:ascii="Bookman Old Style" w:hAnsi="Bookman Old Style"/>
         </w:rPr>
-        <w:t>${hari}</w:t>
+        <w:t>${hari</w:t>
+      </w:r>
+      <w:r>
+        <w:rPr>
+          <w:rFonts w:ascii="Bookman Old Style" w:hAnsi="Bookman Old Style"/>
+        </w:rPr>
+        <w:t>_meninggal</w:t>
+      </w:r>
+      <w:r>
+        <w:rPr>
+          <w:rFonts w:ascii="Bookman Old Style" w:hAnsi="Bookman Old Style"/>
+        </w:rPr>
+        <w:t>}</w:t>
       </w:r>
     </w:p>
     <w:p>
@@ -958,7 +879,19 @@
         <w:rPr>
           <w:rFonts w:ascii="Bookman Old Style" w:hAnsi="Bookman Old Style"/>
         </w:rPr>
-        <w:t>${tanggal}</w:t>
+        <w:t>${tanggal</w:t>
+      </w:r>
+      <w:r>
+        <w:rPr>
+          <w:rFonts w:ascii="Bookman Old Style" w:hAnsi="Bookman Old Style"/>
+        </w:rPr>
+        <w:t>_meninggal</w:t>
+      </w:r>
+      <w:r>
+        <w:rPr>
+          <w:rFonts w:ascii="Bookman Old Style" w:hAnsi="Bookman Old Style"/>
+        </w:rPr>
+        <w:t>}</w:t>
       </w:r>
     </w:p>
     <w:p>
@@ -1007,7 +940,21 @@
         <w:rPr>
           <w:rFonts w:ascii="Bookman Old Style" w:hAnsi="Bookman Old Style"/>
         </w:rPr>
-        <w:t>${di}</w:t>
+        <w:t>${tempat_meningga</w:t>
+      </w:r>
+      <w:r>
+        <w:rPr>
+          <w:rFonts w:ascii="Bookman Old Style" w:hAnsi="Bookman Old Style"/>
+        </w:rPr>
+        <w:t>l</w:t>
+      </w:r>
+      <w:bookmarkStart w:id="0" w:name="_GoBack"/>
+      <w:bookmarkEnd w:id="0"/>
+      <w:r>
+        <w:rPr>
+          <w:rFonts w:ascii="Bookman Old Style" w:hAnsi="Bookman Old Style"/>
+        </w:rPr>
+        <w:t>}</w:t>
       </w:r>
     </w:p>
     <w:p>
@@ -1056,7 +1003,19 @@
         <w:rPr>
           <w:rFonts w:ascii="Bookman Old Style" w:hAnsi="Bookman Old Style"/>
         </w:rPr>
-        <w:t>${sebab_mati}</w:t>
+        <w:t>${sebab_</w:t>
+      </w:r>
+      <w:r>
+        <w:rPr>
+          <w:rFonts w:ascii="Bookman Old Style" w:hAnsi="Bookman Old Style"/>
+        </w:rPr>
+        <w:t>meninggal</w:t>
+      </w:r>
+      <w:r>
+        <w:rPr>
+          <w:rFonts w:ascii="Bookman Old Style" w:hAnsi="Bookman Old Style"/>
+        </w:rPr>
+        <w:t>}</w:t>
       </w:r>
     </w:p>
     <w:p>
